--- a/分册/28_基础化学品的人工制备.docx
+++ b/分册/28_基础化学品的人工制备.docx
@@ -2540,6 +2540,869 @@
         <w:t>• 第五阶段：有机溶剂与无水乙醇——这一阶段的前提是蒸馏装置已经做得足够好。</w:t>
       </w:r>
     </w:p>
+    <w:p>
+      <w:pPr>
+        <w:spacing w:before="280" w:after="120"/>
+      </w:pPr>
+      <w:r>
+        <w:rPr>
+          <w:rFonts w:ascii="黑体" w:hAnsi="黑体" w:eastAsia="黑体"/>
+          <w:b/>
+          <w:color w:val="14508C"/>
+          <w:sz w:val="30"/>
+        </w:rPr>
+        <w:t>十四、公开工艺参数补录（可查证部分）</w:t>
+      </w:r>
+    </w:p>
+    <w:tbl>
+      <w:tblPr>
+        <w:tblW w:type="auto" w:w="0"/>
+        <w:jc w:val="center"/>
+        <w:tblLook w:firstColumn="1" w:firstRow="1" w:lastColumn="0" w:lastRow="0" w:noHBand="0" w:noVBand="1" w:val="04A0"/>
+      </w:tblPr>
+      <w:tblGrid>
+        <w:gridCol w:w="9518"/>
+      </w:tblGrid>
+      <w:tr>
+        <w:tc>
+          <w:tcPr>
+            <w:tcW w:type="dxa" w:w="9518"/>
+            <w:shd w:fill="FFF4E5"/>
+          </w:tcPr>
+          <w:p>
+            <w:pPr>
+              <w:spacing w:line="312" w:lineRule="auto"/>
+            </w:pPr>
+            <w:r/>
+            <w:r>
+              <w:rPr>
+                <w:rFonts w:ascii="楷体" w:hAnsi="楷体" w:eastAsia="楷体"/>
+                <w:b/>
+                <w:color w:val="1E5A3C"/>
+                <w:sz w:val="21"/>
+              </w:rPr>
+              <w:t>前面各节不给配比与收率，是针对矿石品位与装置密封性不可控的部分。本节补录的是**化学反应本身的公开数据**——分解温度、沸点、反应条件段——这些是可以查证、也应当写清楚的。</w:t>
+            </w:r>
+          </w:p>
+        </w:tc>
+      </w:tr>
+    </w:tbl>
+    <w:p/>
+    <w:tbl>
+      <w:tblPr>
+        <w:tblStyle w:val="TableGrid"/>
+        <w:tblW w:type="auto" w:w="0"/>
+        <w:jc w:val="center"/>
+        <w:tblLook w:firstColumn="1" w:firstRow="1" w:lastColumn="0" w:lastRow="0" w:noHBand="0" w:noVBand="1" w:val="04A0"/>
+      </w:tblPr>
+      <w:tblGrid>
+        <w:gridCol w:w="3173"/>
+        <w:gridCol w:w="3173"/>
+        <w:gridCol w:w="3173"/>
+      </w:tblGrid>
+      <w:tr>
+        <w:tc>
+          <w:tcPr>
+            <w:tcW w:type="dxa" w:w="3173"/>
+            <w:shd w:fill="3A6EA5"/>
+          </w:tcPr>
+          <w:p>
+            <w:pPr>
+              <w:jc w:val="center"/>
+            </w:pPr>
+            <w:r/>
+            <w:r>
+              <w:rPr>
+                <w:rFonts w:ascii="黑体" w:hAnsi="黑体" w:eastAsia="黑体"/>
+                <w:b/>
+                <w:color w:val="FFFFFF"/>
+                <w:sz w:val="21"/>
+              </w:rPr>
+              <w:t>项目</w:t>
+            </w:r>
+          </w:p>
+        </w:tc>
+        <w:tc>
+          <w:tcPr>
+            <w:tcW w:type="dxa" w:w="3173"/>
+            <w:shd w:fill="3A6EA5"/>
+          </w:tcPr>
+          <w:p>
+            <w:pPr>
+              <w:jc w:val="center"/>
+            </w:pPr>
+            <w:r/>
+            <w:r>
+              <w:rPr>
+                <w:rFonts w:ascii="黑体" w:hAnsi="黑体" w:eastAsia="黑体"/>
+                <w:b/>
+                <w:color w:val="FFFFFF"/>
+                <w:sz w:val="21"/>
+              </w:rPr>
+              <w:t>公开工艺参数</w:t>
+            </w:r>
+          </w:p>
+        </w:tc>
+        <w:tc>
+          <w:tcPr>
+            <w:tcW w:type="dxa" w:w="3173"/>
+            <w:shd w:fill="3A6EA5"/>
+          </w:tcPr>
+          <w:p>
+            <w:pPr>
+              <w:jc w:val="center"/>
+            </w:pPr>
+            <w:r/>
+            <w:r>
+              <w:rPr>
+                <w:rFonts w:ascii="黑体" w:hAnsi="黑体" w:eastAsia="黑体"/>
+                <w:b/>
+                <w:color w:val="FFFFFF"/>
+                <w:sz w:val="21"/>
+              </w:rPr>
+              <w:t>来源性质</w:t>
+            </w:r>
+          </w:p>
+        </w:tc>
+      </w:tr>
+      <w:tr>
+        <w:tc>
+          <w:tcPr>
+            <w:tcW w:type="dxa" w:w="3173"/>
+          </w:tcPr>
+          <w:p>
+            <w:pPr>
+              <w:spacing w:line="288" w:lineRule="auto"/>
+            </w:pPr>
+            <w:r/>
+            <w:r>
+              <w:rPr>
+                <w:rFonts w:ascii="宋体" w:hAnsi="宋体" w:eastAsia="宋体"/>
+                <w:b w:val="0"/>
+                <w:sz w:val="20"/>
+              </w:rPr>
+              <w:t>石灰石分解</w:t>
+            </w:r>
+          </w:p>
+        </w:tc>
+        <w:tc>
+          <w:tcPr>
+            <w:tcW w:type="dxa" w:w="3173"/>
+          </w:tcPr>
+          <w:p>
+            <w:pPr>
+              <w:spacing w:line="288" w:lineRule="auto"/>
+            </w:pPr>
+            <w:r/>
+            <w:r>
+              <w:rPr>
+                <w:rFonts w:ascii="宋体" w:hAnsi="宋体" w:eastAsia="宋体"/>
+                <w:b w:val="0"/>
+                <w:sz w:val="20"/>
+              </w:rPr>
+              <w:t>约 825~900℃ 开始明显分解；石灰窑通常烧到 900~1200℃</w:t>
+            </w:r>
+          </w:p>
+        </w:tc>
+        <w:tc>
+          <w:tcPr>
+            <w:tcW w:type="dxa" w:w="3173"/>
+          </w:tcPr>
+          <w:p>
+            <w:pPr>
+              <w:spacing w:line="288" w:lineRule="auto"/>
+            </w:pPr>
+            <w:r/>
+            <w:r>
+              <w:rPr>
+                <w:rFonts w:ascii="宋体" w:hAnsi="宋体" w:eastAsia="宋体"/>
+                <w:b w:val="0"/>
+                <w:sz w:val="20"/>
+              </w:rPr>
+              <w:t>化学数据 + 工业常规</w:t>
+            </w:r>
+          </w:p>
+        </w:tc>
+      </w:tr>
+      <w:tr>
+        <w:tc>
+          <w:tcPr>
+            <w:tcW w:type="dxa" w:w="3173"/>
+          </w:tcPr>
+          <w:p>
+            <w:pPr>
+              <w:spacing w:line="288" w:lineRule="auto"/>
+            </w:pPr>
+            <w:r/>
+            <w:r>
+              <w:rPr>
+                <w:rFonts w:ascii="宋体" w:hAnsi="宋体" w:eastAsia="宋体"/>
+                <w:b w:val="0"/>
+                <w:sz w:val="20"/>
+              </w:rPr>
+              <w:t>绿矾脱水</w:t>
+            </w:r>
+          </w:p>
+        </w:tc>
+        <w:tc>
+          <w:tcPr>
+            <w:tcW w:type="dxa" w:w="3173"/>
+          </w:tcPr>
+          <w:p>
+            <w:pPr>
+              <w:spacing w:line="288" w:lineRule="auto"/>
+            </w:pPr>
+            <w:r/>
+            <w:r>
+              <w:rPr>
+                <w:rFonts w:ascii="宋体" w:hAnsi="宋体" w:eastAsia="宋体"/>
+                <w:b w:val="0"/>
+                <w:sz w:val="20"/>
+              </w:rPr>
+              <w:t>结晶水在约 60~300℃ 区间逐步脱去</w:t>
+            </w:r>
+          </w:p>
+        </w:tc>
+        <w:tc>
+          <w:tcPr>
+            <w:tcW w:type="dxa" w:w="3173"/>
+          </w:tcPr>
+          <w:p>
+            <w:pPr>
+              <w:spacing w:line="288" w:lineRule="auto"/>
+            </w:pPr>
+            <w:r/>
+            <w:r>
+              <w:rPr>
+                <w:rFonts w:ascii="宋体" w:hAnsi="宋体" w:eastAsia="宋体"/>
+                <w:b w:val="0"/>
+                <w:sz w:val="20"/>
+              </w:rPr>
+              <w:t>化学数据</w:t>
+            </w:r>
+          </w:p>
+        </w:tc>
+      </w:tr>
+      <w:tr>
+        <w:tc>
+          <w:tcPr>
+            <w:tcW w:type="dxa" w:w="3173"/>
+          </w:tcPr>
+          <w:p>
+            <w:pPr>
+              <w:spacing w:line="288" w:lineRule="auto"/>
+            </w:pPr>
+            <w:r/>
+            <w:r>
+              <w:rPr>
+                <w:rFonts w:ascii="宋体" w:hAnsi="宋体" w:eastAsia="宋体"/>
+                <w:b w:val="0"/>
+                <w:sz w:val="20"/>
+              </w:rPr>
+              <w:t>绿矾分解</w:t>
+            </w:r>
+          </w:p>
+        </w:tc>
+        <w:tc>
+          <w:tcPr>
+            <w:tcW w:type="dxa" w:w="3173"/>
+          </w:tcPr>
+          <w:p>
+            <w:pPr>
+              <w:spacing w:line="288" w:lineRule="auto"/>
+            </w:pPr>
+            <w:r/>
+            <w:r>
+              <w:rPr>
+                <w:rFonts w:ascii="宋体" w:hAnsi="宋体" w:eastAsia="宋体"/>
+                <w:b w:val="0"/>
+                <w:sz w:val="20"/>
+              </w:rPr>
+              <w:t>无水硫酸亚铁约 480℃ 以上分解放出 SO₃ 与 SO₂</w:t>
+            </w:r>
+          </w:p>
+        </w:tc>
+        <w:tc>
+          <w:tcPr>
+            <w:tcW w:type="dxa" w:w="3173"/>
+          </w:tcPr>
+          <w:p>
+            <w:pPr>
+              <w:spacing w:line="288" w:lineRule="auto"/>
+            </w:pPr>
+            <w:r/>
+            <w:r>
+              <w:rPr>
+                <w:rFonts w:ascii="宋体" w:hAnsi="宋体" w:eastAsia="宋体"/>
+                <w:b w:val="0"/>
+                <w:sz w:val="20"/>
+              </w:rPr>
+              <w:t>化学数据</w:t>
+            </w:r>
+          </w:p>
+        </w:tc>
+      </w:tr>
+      <w:tr>
+        <w:tc>
+          <w:tcPr>
+            <w:tcW w:type="dxa" w:w="3173"/>
+          </w:tcPr>
+          <w:p>
+            <w:pPr>
+              <w:spacing w:line="288" w:lineRule="auto"/>
+            </w:pPr>
+            <w:r/>
+            <w:r>
+              <w:rPr>
+                <w:rFonts w:ascii="宋体" w:hAnsi="宋体" w:eastAsia="宋体"/>
+                <w:b w:val="0"/>
+                <w:sz w:val="20"/>
+              </w:rPr>
+              <w:t>食盐 + 硫酸（一步）</w:t>
+            </w:r>
+          </w:p>
+        </w:tc>
+        <w:tc>
+          <w:tcPr>
+            <w:tcW w:type="dxa" w:w="3173"/>
+          </w:tcPr>
+          <w:p>
+            <w:pPr>
+              <w:spacing w:line="288" w:lineRule="auto"/>
+            </w:pPr>
+            <w:r/>
+            <w:r>
+              <w:rPr>
+                <w:rFonts w:ascii="宋体" w:hAnsi="宋体" w:eastAsia="宋体"/>
+                <w:b w:val="0"/>
+                <w:sz w:val="20"/>
+              </w:rPr>
+              <w:t>约 150℃ 以下：生成硫酸氢钠并放出氯化氢</w:t>
+            </w:r>
+          </w:p>
+        </w:tc>
+        <w:tc>
+          <w:tcPr>
+            <w:tcW w:type="dxa" w:w="3173"/>
+          </w:tcPr>
+          <w:p>
+            <w:pPr>
+              <w:spacing w:line="288" w:lineRule="auto"/>
+            </w:pPr>
+            <w:r/>
+            <w:r>
+              <w:rPr>
+                <w:rFonts w:ascii="宋体" w:hAnsi="宋体" w:eastAsia="宋体"/>
+                <w:b w:val="0"/>
+                <w:sz w:val="20"/>
+              </w:rPr>
+              <w:t>化学数据</w:t>
+            </w:r>
+          </w:p>
+        </w:tc>
+      </w:tr>
+      <w:tr>
+        <w:tc>
+          <w:tcPr>
+            <w:tcW w:type="dxa" w:w="3173"/>
+          </w:tcPr>
+          <w:p>
+            <w:pPr>
+              <w:spacing w:line="288" w:lineRule="auto"/>
+            </w:pPr>
+            <w:r/>
+            <w:r>
+              <w:rPr>
+                <w:rFonts w:ascii="宋体" w:hAnsi="宋体" w:eastAsia="宋体"/>
+                <w:b w:val="0"/>
+                <w:sz w:val="20"/>
+              </w:rPr>
+              <w:t>食盐 + 硫酸（二步）</w:t>
+            </w:r>
+          </w:p>
+        </w:tc>
+        <w:tc>
+          <w:tcPr>
+            <w:tcW w:type="dxa" w:w="3173"/>
+          </w:tcPr>
+          <w:p>
+            <w:pPr>
+              <w:spacing w:line="288" w:lineRule="auto"/>
+            </w:pPr>
+            <w:r/>
+            <w:r>
+              <w:rPr>
+                <w:rFonts w:ascii="宋体" w:hAnsi="宋体" w:eastAsia="宋体"/>
+                <w:b w:val="0"/>
+                <w:sz w:val="20"/>
+              </w:rPr>
+              <w:t>约 500~600℃：生成硫酸钠并继续放氯化氢</w:t>
+            </w:r>
+          </w:p>
+        </w:tc>
+        <w:tc>
+          <w:tcPr>
+            <w:tcW w:type="dxa" w:w="3173"/>
+          </w:tcPr>
+          <w:p>
+            <w:pPr>
+              <w:spacing w:line="288" w:lineRule="auto"/>
+            </w:pPr>
+            <w:r/>
+            <w:r>
+              <w:rPr>
+                <w:rFonts w:ascii="宋体" w:hAnsi="宋体" w:eastAsia="宋体"/>
+                <w:b w:val="0"/>
+                <w:sz w:val="20"/>
+              </w:rPr>
+              <w:t>化学数据</w:t>
+            </w:r>
+          </w:p>
+        </w:tc>
+      </w:tr>
+      <w:tr>
+        <w:tc>
+          <w:tcPr>
+            <w:tcW w:type="dxa" w:w="3173"/>
+          </w:tcPr>
+          <w:p>
+            <w:pPr>
+              <w:spacing w:line="288" w:lineRule="auto"/>
+            </w:pPr>
+            <w:r/>
+            <w:r>
+              <w:rPr>
+                <w:rFonts w:ascii="宋体" w:hAnsi="宋体" w:eastAsia="宋体"/>
+                <w:b w:val="0"/>
+                <w:sz w:val="20"/>
+              </w:rPr>
+              <w:t>硝酸沸点</w:t>
+            </w:r>
+          </w:p>
+        </w:tc>
+        <w:tc>
+          <w:tcPr>
+            <w:tcW w:type="dxa" w:w="3173"/>
+          </w:tcPr>
+          <w:p>
+            <w:pPr>
+              <w:spacing w:line="288" w:lineRule="auto"/>
+            </w:pPr>
+            <w:r/>
+            <w:r>
+              <w:rPr>
+                <w:rFonts w:ascii="宋体" w:hAnsi="宋体" w:eastAsia="宋体"/>
+                <w:b w:val="0"/>
+                <w:sz w:val="20"/>
+              </w:rPr>
+              <w:t>约 83℃——故须控制蒸馏温度，过热会分解</w:t>
+            </w:r>
+          </w:p>
+        </w:tc>
+        <w:tc>
+          <w:tcPr>
+            <w:tcW w:type="dxa" w:w="3173"/>
+          </w:tcPr>
+          <w:p>
+            <w:pPr>
+              <w:spacing w:line="288" w:lineRule="auto"/>
+            </w:pPr>
+            <w:r/>
+            <w:r>
+              <w:rPr>
+                <w:rFonts w:ascii="宋体" w:hAnsi="宋体" w:eastAsia="宋体"/>
+                <w:b w:val="0"/>
+                <w:sz w:val="20"/>
+              </w:rPr>
+              <w:t>物理常数，可靠</w:t>
+            </w:r>
+          </w:p>
+        </w:tc>
+      </w:tr>
+      <w:tr>
+        <w:tc>
+          <w:tcPr>
+            <w:tcW w:type="dxa" w:w="3173"/>
+          </w:tcPr>
+          <w:p>
+            <w:pPr>
+              <w:spacing w:line="288" w:lineRule="auto"/>
+            </w:pPr>
+            <w:r/>
+            <w:r>
+              <w:rPr>
+                <w:rFonts w:ascii="宋体" w:hAnsi="宋体" w:eastAsia="宋体"/>
+                <w:b w:val="0"/>
+                <w:sz w:val="20"/>
+              </w:rPr>
+              <w:t>硫酸沸点</w:t>
+            </w:r>
+          </w:p>
+        </w:tc>
+        <w:tc>
+          <w:tcPr>
+            <w:tcW w:type="dxa" w:w="3173"/>
+          </w:tcPr>
+          <w:p>
+            <w:pPr>
+              <w:spacing w:line="288" w:lineRule="auto"/>
+            </w:pPr>
+            <w:r/>
+            <w:r>
+              <w:rPr>
+                <w:rFonts w:ascii="宋体" w:hAnsi="宋体" w:eastAsia="宋体"/>
+                <w:b w:val="0"/>
+                <w:sz w:val="20"/>
+              </w:rPr>
+              <w:t>约 338℃（浓度高时），浓缩时须控制蒸发强度</w:t>
+            </w:r>
+          </w:p>
+        </w:tc>
+        <w:tc>
+          <w:tcPr>
+            <w:tcW w:type="dxa" w:w="3173"/>
+          </w:tcPr>
+          <w:p>
+            <w:pPr>
+              <w:spacing w:line="288" w:lineRule="auto"/>
+            </w:pPr>
+            <w:r/>
+            <w:r>
+              <w:rPr>
+                <w:rFonts w:ascii="宋体" w:hAnsi="宋体" w:eastAsia="宋体"/>
+                <w:b w:val="0"/>
+                <w:sz w:val="20"/>
+              </w:rPr>
+              <w:t>物理常数，可靠</w:t>
+            </w:r>
+          </w:p>
+        </w:tc>
+      </w:tr>
+      <w:tr>
+        <w:tc>
+          <w:tcPr>
+            <w:tcW w:type="dxa" w:w="3173"/>
+          </w:tcPr>
+          <w:p>
+            <w:pPr>
+              <w:spacing w:line="288" w:lineRule="auto"/>
+            </w:pPr>
+            <w:r/>
+            <w:r>
+              <w:rPr>
+                <w:rFonts w:ascii="宋体" w:hAnsi="宋体" w:eastAsia="宋体"/>
+                <w:b w:val="0"/>
+                <w:sz w:val="20"/>
+              </w:rPr>
+              <w:t>乙醇-水共沸</w:t>
+            </w:r>
+          </w:p>
+        </w:tc>
+        <w:tc>
+          <w:tcPr>
+            <w:tcW w:type="dxa" w:w="3173"/>
+          </w:tcPr>
+          <w:p>
+            <w:pPr>
+              <w:spacing w:line="288" w:lineRule="auto"/>
+            </w:pPr>
+            <w:r/>
+            <w:r>
+              <w:rPr>
+                <w:rFonts w:ascii="宋体" w:hAnsi="宋体" w:eastAsia="宋体"/>
+                <w:b w:val="0"/>
+                <w:sz w:val="20"/>
+              </w:rPr>
+              <w:t>约 95.6%（常压蒸馏上限）</w:t>
+            </w:r>
+          </w:p>
+        </w:tc>
+        <w:tc>
+          <w:tcPr>
+            <w:tcW w:type="dxa" w:w="3173"/>
+          </w:tcPr>
+          <w:p>
+            <w:pPr>
+              <w:spacing w:line="288" w:lineRule="auto"/>
+            </w:pPr>
+            <w:r/>
+            <w:r>
+              <w:rPr>
+                <w:rFonts w:ascii="宋体" w:hAnsi="宋体" w:eastAsia="宋体"/>
+                <w:b w:val="0"/>
+                <w:sz w:val="20"/>
+              </w:rPr>
+              <w:t>物理常数，可靠</w:t>
+            </w:r>
+          </w:p>
+        </w:tc>
+      </w:tr>
+      <w:tr>
+        <w:tc>
+          <w:tcPr>
+            <w:tcW w:type="dxa" w:w="3173"/>
+          </w:tcPr>
+          <w:p>
+            <w:pPr>
+              <w:spacing w:line="288" w:lineRule="auto"/>
+            </w:pPr>
+            <w:r/>
+            <w:r>
+              <w:rPr>
+                <w:rFonts w:ascii="宋体" w:hAnsi="宋体" w:eastAsia="宋体"/>
+                <w:b w:val="0"/>
+                <w:sz w:val="20"/>
+              </w:rPr>
+              <w:t>冰醋酸熔点</w:t>
+            </w:r>
+          </w:p>
+        </w:tc>
+        <w:tc>
+          <w:tcPr>
+            <w:tcW w:type="dxa" w:w="3173"/>
+          </w:tcPr>
+          <w:p>
+            <w:pPr>
+              <w:spacing w:line="288" w:lineRule="auto"/>
+            </w:pPr>
+            <w:r/>
+            <w:r>
+              <w:rPr>
+                <w:rFonts w:ascii="宋体" w:hAnsi="宋体" w:eastAsia="宋体"/>
+                <w:b w:val="0"/>
+                <w:sz w:val="20"/>
+              </w:rPr>
+              <w:t>约 16.6℃——故可用冻结法浓缩</w:t>
+            </w:r>
+          </w:p>
+        </w:tc>
+        <w:tc>
+          <w:tcPr>
+            <w:tcW w:type="dxa" w:w="3173"/>
+          </w:tcPr>
+          <w:p>
+            <w:pPr>
+              <w:spacing w:line="288" w:lineRule="auto"/>
+            </w:pPr>
+            <w:r/>
+            <w:r>
+              <w:rPr>
+                <w:rFonts w:ascii="宋体" w:hAnsi="宋体" w:eastAsia="宋体"/>
+                <w:b w:val="0"/>
+                <w:sz w:val="20"/>
+              </w:rPr>
+              <w:t>物理常数，可靠</w:t>
+            </w:r>
+          </w:p>
+        </w:tc>
+      </w:tr>
+      <w:tr>
+        <w:tc>
+          <w:tcPr>
+            <w:tcW w:type="dxa" w:w="3173"/>
+          </w:tcPr>
+          <w:p>
+            <w:pPr>
+              <w:spacing w:line="288" w:lineRule="auto"/>
+            </w:pPr>
+            <w:r/>
+            <w:r>
+              <w:rPr>
+                <w:rFonts w:ascii="宋体" w:hAnsi="宋体" w:eastAsia="宋体"/>
+                <w:b w:val="0"/>
+                <w:sz w:val="20"/>
+              </w:rPr>
+              <w:t>活性炭蒸汽活化</w:t>
+            </w:r>
+          </w:p>
+        </w:tc>
+        <w:tc>
+          <w:tcPr>
+            <w:tcW w:type="dxa" w:w="3173"/>
+          </w:tcPr>
+          <w:p>
+            <w:pPr>
+              <w:spacing w:line="288" w:lineRule="auto"/>
+            </w:pPr>
+            <w:r/>
+            <w:r>
+              <w:rPr>
+                <w:rFonts w:ascii="宋体" w:hAnsi="宋体" w:eastAsia="宋体"/>
+                <w:b w:val="0"/>
+                <w:sz w:val="20"/>
+              </w:rPr>
+              <w:t>约 800~900℃ 通水蒸气处理</w:t>
+            </w:r>
+          </w:p>
+        </w:tc>
+        <w:tc>
+          <w:tcPr>
+            <w:tcW w:type="dxa" w:w="3173"/>
+          </w:tcPr>
+          <w:p>
+            <w:pPr>
+              <w:spacing w:line="288" w:lineRule="auto"/>
+            </w:pPr>
+            <w:r/>
+            <w:r>
+              <w:rPr>
+                <w:rFonts w:ascii="宋体" w:hAnsi="宋体" w:eastAsia="宋体"/>
+                <w:b w:val="0"/>
+                <w:sz w:val="20"/>
+              </w:rPr>
+              <w:t>现代活化工艺常规值</w:t>
+            </w:r>
+          </w:p>
+        </w:tc>
+      </w:tr>
+      <w:tr>
+        <w:tc>
+          <w:tcPr>
+            <w:tcW w:type="dxa" w:w="3173"/>
+          </w:tcPr>
+          <w:p>
+            <w:pPr>
+              <w:spacing w:line="288" w:lineRule="auto"/>
+            </w:pPr>
+            <w:r/>
+            <w:r>
+              <w:rPr>
+                <w:rFonts w:ascii="宋体" w:hAnsi="宋体" w:eastAsia="宋体"/>
+                <w:b w:val="0"/>
+                <w:sz w:val="20"/>
+              </w:rPr>
+              <w:t>明矾石焙烧</w:t>
+            </w:r>
+          </w:p>
+        </w:tc>
+        <w:tc>
+          <w:tcPr>
+            <w:tcW w:type="dxa" w:w="3173"/>
+          </w:tcPr>
+          <w:p>
+            <w:pPr>
+              <w:spacing w:line="288" w:lineRule="auto"/>
+            </w:pPr>
+            <w:r/>
+            <w:r>
+              <w:rPr>
+                <w:rFonts w:ascii="宋体" w:hAnsi="宋体" w:eastAsia="宋体"/>
+                <w:b w:val="0"/>
+                <w:sz w:val="20"/>
+              </w:rPr>
+              <w:t>约 500~650℃ 焙烧后水浸结晶</w:t>
+            </w:r>
+          </w:p>
+        </w:tc>
+        <w:tc>
+          <w:tcPr>
+            <w:tcW w:type="dxa" w:w="3173"/>
+          </w:tcPr>
+          <w:p>
+            <w:pPr>
+              <w:spacing w:line="288" w:lineRule="auto"/>
+            </w:pPr>
+            <w:r/>
+            <w:r>
+              <w:rPr>
+                <w:rFonts w:ascii="宋体" w:hAnsi="宋体" w:eastAsia="宋体"/>
+                <w:b w:val="0"/>
+                <w:sz w:val="20"/>
+              </w:rPr>
+              <w:t>公开工艺资料</w:t>
+            </w:r>
+          </w:p>
+        </w:tc>
+      </w:tr>
+      <w:tr>
+        <w:tc>
+          <w:tcPr>
+            <w:tcW w:type="dxa" w:w="3173"/>
+          </w:tcPr>
+          <w:p>
+            <w:pPr>
+              <w:spacing w:line="288" w:lineRule="auto"/>
+            </w:pPr>
+            <w:r/>
+            <w:r>
+              <w:rPr>
+                <w:rFonts w:ascii="宋体" w:hAnsi="宋体" w:eastAsia="宋体"/>
+                <w:b w:val="0"/>
+                <w:sz w:val="20"/>
+              </w:rPr>
+              <w:t>苛化反应</w:t>
+            </w:r>
+          </w:p>
+        </w:tc>
+        <w:tc>
+          <w:tcPr>
+            <w:tcW w:type="dxa" w:w="3173"/>
+          </w:tcPr>
+          <w:p>
+            <w:pPr>
+              <w:spacing w:line="288" w:lineRule="auto"/>
+            </w:pPr>
+            <w:r/>
+            <w:r>
+              <w:rPr>
+                <w:rFonts w:ascii="宋体" w:hAnsi="宋体" w:eastAsia="宋体"/>
+                <w:b w:val="0"/>
+                <w:sz w:val="20"/>
+              </w:rPr>
+              <w:t>碳酸钾溶液与石灰乳共煮（约 100℃）</w:t>
+            </w:r>
+          </w:p>
+        </w:tc>
+        <w:tc>
+          <w:tcPr>
+            <w:tcW w:type="dxa" w:w="3173"/>
+          </w:tcPr>
+          <w:p>
+            <w:pPr>
+              <w:spacing w:line="288" w:lineRule="auto"/>
+            </w:pPr>
+            <w:r/>
+            <w:r>
+              <w:rPr>
+                <w:rFonts w:ascii="宋体" w:hAnsi="宋体" w:eastAsia="宋体"/>
+                <w:b w:val="0"/>
+                <w:sz w:val="20"/>
+              </w:rPr>
+              <w:t>化学数据</w:t>
+            </w:r>
+          </w:p>
+        </w:tc>
+      </w:tr>
+    </w:tbl>
+    <w:p/>
+    <w:p>
+      <w:pPr>
+        <w:spacing w:line="336" w:lineRule="auto" w:after="40"/>
+        <w:ind w:left="360"/>
+      </w:pPr>
+      <w:r>
+        <w:rPr>
+          <w:rFonts w:ascii="宋体" w:hAnsi="宋体" w:eastAsia="宋体"/>
+          <w:b w:val="0"/>
+          <w:sz w:val="22"/>
+        </w:rPr>
+        <w:t>• 【读法】常数值（沸点、共沸、熔点）可以当作硬依据使用；温度区间是反应发生的门槛，用来判断“火候够不够”；而配比与收率仍然不给——那是原料决定的，不是化学决定的。</w:t>
+      </w:r>
+    </w:p>
+    <w:p>
+      <w:pPr>
+        <w:spacing w:line="336" w:lineRule="auto" w:after="40"/>
+        <w:ind w:left="360"/>
+      </w:pPr>
+      <w:r>
+        <w:rPr>
+          <w:rFonts w:ascii="宋体" w:hAnsi="宋体" w:eastAsia="宋体"/>
+          <w:b w:val="0"/>
+          <w:sz w:val="22"/>
+        </w:rPr>
+        <w:t>• 【最实用的一条】食盐 + 硫酸只需 150℃ 以下就能放出氯化氢，这意味着它比硝酸、也比干馏绿矾更容易实现——若你的窑温控制能力有限，优先做盐酸，用它来验证整套气密与吸收装置是否过关，再攻硫酸。</w:t>
+      </w:r>
+    </w:p>
     <w:sectPr>
       <w:pgSz w:w="12240" w:h="15840"/>
       <w:pgMar w:top="1247" w:right="1361" w:bottom="1247" w:left="1361" w:header="720" w:footer="720" w:gutter="0"/>
